--- a/output/doc/legal/04_Impressum_Pure_Grief_and_Therapeutic_ART.docx
+++ b/output/doc/legal/04_Impressum_Pure_Grief_and_Therapeutic_ART.docx
@@ -44,7 +44,7 @@
         <w:pStyle w:val="ListBullet"/>
       </w:pPr>
       <w:r>
-        <w:t>Exploitant / verwerkingsverantwoordelijke: De Troostboom</w:t>
+        <w:t>Exploitant / verwerkingsverantwoordelijke: De Troostboom®</w:t>
       </w:r>
     </w:p>
     <w:p>
@@ -60,7 +60,7 @@
         <w:pStyle w:val="ListBullet"/>
       </w:pPr>
       <w:r>
-        <w:t>Vestigingsadres: [IN TE VULLEN: vestigingsadres De Troostboom]</w:t>
+        <w:t>Vestigingsadres: Maarten Trompstraat 53</w:t>
       </w:r>
     </w:p>
     <w:p>
@@ -68,7 +68,7 @@
         <w:pStyle w:val="ListBullet"/>
       </w:pPr>
       <w:r>
-        <w:t>Postcode en plaats: [IN TE VULLEN: postcode en vestigingsplaats]</w:t>
+        <w:t>Postcode en plaats: 5262 VL Vught</w:t>
       </w:r>
     </w:p>
     <w:p>
@@ -92,7 +92,7 @@
         <w:pStyle w:val="ListBullet"/>
       </w:pPr>
       <w:r>
-        <w:t>Telefoon: [OPTIONEEL IN TE VULLEN: telefoonnummer]</w:t>
+        <w:t>Telefoon: 06-51189728</w:t>
       </w:r>
     </w:p>
     <w:p>
@@ -124,6 +124,30 @@
         <w:pStyle w:val="Heading1"/>
       </w:pPr>
       <w:r>
+        <w:t>Aanvullende bedrijfsgegevens</w:t>
+      </w:r>
+    </w:p>
+    <w:p>
+      <w:pPr>
+        <w:pStyle w:val="ListBullet"/>
+      </w:pPr>
+      <w:r>
+        <w:t>IBAN: NL50RABO0130780278</w:t>
+      </w:r>
+    </w:p>
+    <w:p>
+      <w:pPr>
+        <w:pStyle w:val="ListBullet"/>
+      </w:pPr>
+      <w:r>
+        <w:t>BIC: RABONL2U</w:t>
+      </w:r>
+    </w:p>
+    <w:p>
+      <w:pPr>
+        <w:pStyle w:val="Heading1"/>
+      </w:pPr>
+      <w:r>
         <w:t>Verantwoordelijke voor inhoud en publicatie</w:t>
       </w:r>
     </w:p>
@@ -132,7 +156,7 @@
         <w:rPr>
           <w:i w:val="0"/>
         </w:rPr>
-        <w:t>Tenzij anders vermeld, is De Troostboom verantwoordelijk voor de inhoud en publicatie van de app, de website en de via de app aangeboden juridische en informatieve teksten.</w:t>
+        <w:t>Tenzij anders vermeld, is De Troostboom® verantwoordelijk voor de inhoud en publicatie van de app, de website en de via de app aangeboden juridische en informatieve teksten.</w:t>
       </w:r>
     </w:p>
     <w:p>
